--- a/docx/法律/第十四届全国人民代表大会第四次会议关于批准《全国人民代表大会常务委员会关于法律清理工作情况和有关法律和决定处理意见的报告》的决定_20260_91fb43059e744f6d9045f38bda3be7b4.docx
+++ b/docx/法律/第十四届全国人民代表大会第四次会议关于批准《全国人民代表大会常务委员会关于法律清理工作情况和有关法律和决定处理意见的报告》的决定_20260_91fb43059e744f6d9045f38bda3be7b4.docx
@@ -5,15 +5,17 @@
     <w:p>
       <w:pPr>
         <w:rPr>
-          <w:rFonts w:ascii="Times New Roman" w:hAnsi="Times New Roman" w:eastAsia="宋体" w:cs="宋体"/>
-          <w:szCs w:val="32"/>
-        </w:rPr>
-      </w:pPr>
-    </w:p>
-    <w:p>
-      <w:pPr>
-        <w:rPr>
-          <w:rFonts w:ascii="Times New Roman" w:hAnsi="Times New Roman" w:eastAsia="宋体" w:cs="宋体"/>
+          <w:rFonts w:ascii="Times New Roman" w:hAnsi="Times New Roman" w:eastAsia="仿宋" w:cs="仿宋"/>
+          <w:sz w:val="32"/>
+          <w:szCs w:val="32"/>
+        </w:rPr>
+      </w:pPr>
+    </w:p>
+    <w:p>
+      <w:pPr>
+        <w:rPr>
+          <w:rFonts w:ascii="Times New Roman" w:hAnsi="Times New Roman" w:eastAsia="仿宋" w:cs="仿宋"/>
+          <w:sz w:val="32"/>
           <w:szCs w:val="32"/>
         </w:rPr>
       </w:pPr>
@@ -33,19 +35,9 @@
         <w:bidi w:val="0"/>
         <w:adjustRightInd/>
         <w:snapToGrid/>
-        <w:spacing w:line="560" w:lineRule="exact"/>
+        <w:spacing w:line="567" w:lineRule="exact"/>
         <w:jc w:val="center"/>
         <w:textAlignment w:val="auto"/>
-        <w:rPr>
-          <w:rFonts w:hint="eastAsia" w:ascii="CESI小标宋-GB18030" w:hAnsi="CESI小标宋-GB18030" w:eastAsia="方正小标宋简体" w:cs="CESI小标宋-GB18030"/>
-          <w:color w:val="333333"/>
-          <w:sz w:val="44"/>
-          <w:szCs w:val="44"/>
-          <w:shd w:val="clear" w:color="auto" w:fill="FFFFFF"/>
-          <w:lang w:val="en-US" w:eastAsia="zh-CN"/>
-        </w:rPr>
-      </w:pPr>
-      <w:r>
         <w:rPr>
           <w:rFonts w:hint="eastAsia" w:ascii="方正小标宋简体" w:hAnsi="方正小标宋简体" w:eastAsia="方正小标宋简体" w:cs="方正小标宋简体"/>
           <w:color w:val="333333"/>
@@ -53,8 +45,7 @@
           <w:szCs w:val="44"/>
           <w:shd w:val="clear" w:color="auto" w:fill="FFFFFF"/>
         </w:rPr>
-        <w:t>第十四届全国人民代表大会第四次会议关于</w:t>
-      </w:r>
+      </w:pPr>
       <w:r>
         <w:rPr>
           <w:rFonts w:hint="eastAsia" w:ascii="方正小标宋简体" w:hAnsi="方正小标宋简体" w:eastAsia="方正小标宋简体" w:cs="方正小标宋简体"/>
@@ -63,7 +54,7 @@
           <w:szCs w:val="44"/>
           <w:shd w:val="clear" w:color="auto" w:fill="FFFFFF"/>
         </w:rPr>
-        <w:br w:type="textWrapping"/>
+        <w:t>第十四届全国人民代表大会第四次会议</w:t>
       </w:r>
       <w:r>
         <w:rPr>
@@ -73,7 +64,7 @@
           <w:szCs w:val="44"/>
           <w:shd w:val="clear" w:color="auto" w:fill="FFFFFF"/>
         </w:rPr>
-        <w:t>批准《全国人民代表大会常务委员会关于</w:t>
+        <w:br w:type="textWrapping"/>
       </w:r>
       <w:r>
         <w:rPr>
@@ -83,7 +74,7 @@
           <w:szCs w:val="44"/>
           <w:shd w:val="clear" w:color="auto" w:fill="FFFFFF"/>
         </w:rPr>
-        <w:br w:type="textWrapping"/>
+        <w:t>关于批准《全国人民代表大会常务委员会关于</w:t>
       </w:r>
       <w:r>
         <w:rPr>
@@ -93,7 +84,7 @@
           <w:szCs w:val="44"/>
           <w:shd w:val="clear" w:color="auto" w:fill="FFFFFF"/>
         </w:rPr>
-        <w:t>法律清理工作情况和有关法律和决定</w:t>
+        <w:br w:type="textWrapping"/>
       </w:r>
       <w:r>
         <w:rPr>
@@ -103,7 +94,7 @@
           <w:szCs w:val="44"/>
           <w:shd w:val="clear" w:color="auto" w:fill="FFFFFF"/>
         </w:rPr>
-        <w:br w:type="textWrapping"/>
+        <w:t>法律清理工作情况和有关法律和决定</w:t>
       </w:r>
       <w:r>
         <w:rPr>
@@ -113,13 +104,24 @@
           <w:szCs w:val="44"/>
           <w:shd w:val="clear" w:color="auto" w:fill="FFFFFF"/>
         </w:rPr>
+        <w:br w:type="textWrapping"/>
+      </w:r>
+      <w:r>
+        <w:rPr>
+          <w:rFonts w:hint="eastAsia" w:ascii="方正小标宋简体" w:hAnsi="方正小标宋简体" w:eastAsia="方正小标宋简体" w:cs="方正小标宋简体"/>
+          <w:color w:val="333333"/>
+          <w:sz w:val="44"/>
+          <w:szCs w:val="44"/>
+          <w:shd w:val="clear" w:color="auto" w:fill="FFFFFF"/>
+        </w:rPr>
         <w:t>处理意见的报告》的决定</w:t>
       </w:r>
     </w:p>
     <w:p>
       <w:pPr>
         <w:rPr>
-          <w:rFonts w:ascii="Times New Roman" w:hAnsi="Times New Roman" w:eastAsia="宋体" w:cs="宋体"/>
+          <w:rFonts w:ascii="Times New Roman" w:hAnsi="Times New Roman" w:eastAsia="仿宋" w:cs="仿宋"/>
+          <w:sz w:val="32"/>
           <w:szCs w:val="32"/>
         </w:rPr>
       </w:pPr>
@@ -152,8 +154,8 @@
       </w:pPr>
       <w:r>
         <w:rPr>
-          <w:rFonts w:hint="eastAsia" w:ascii="Times New Roman" w:hAnsi="Times New Roman" w:eastAsia="楷体_GB2312" w:cs="楷体_GB2312"/>
-          <w:bCs/>
+          <w:rFonts w:hint="eastAsia" w:ascii="Times New Roman" w:hAnsi="Times New Roman" w:eastAsia="楷体" w:cs="楷体"/>
+          <w:bCs w:val="0"/>
           <w:spacing w:val="0"/>
           <w:sz w:val="32"/>
           <w:szCs w:val="32"/>
@@ -165,23 +167,24 @@
     <w:p>
       <w:pPr>
         <w:rPr>
-          <w:rFonts w:ascii="Times New Roman" w:hAnsi="Times New Roman" w:eastAsia="宋体" w:cs="宋体"/>
-          <w:szCs w:val="32"/>
-        </w:rPr>
-      </w:pPr>
-    </w:p>
-    <w:p>
-      <w:pPr>
-        <w:ind w:firstLine="632" w:firstLineChars="200"/>
-        <w:rPr>
-          <w:rFonts w:ascii="Times New Roman" w:hAnsi="Times New Roman" w:cs="仿宋_GB2312"/>
-          <w:sz w:val="32"/>
-          <w:szCs w:val="32"/>
-        </w:rPr>
-      </w:pPr>
-      <w:r>
-        <w:rPr>
-          <w:rFonts w:hint="eastAsia" w:ascii="Times New Roman" w:hAnsi="Times New Roman" w:cs="仿宋_GB2312"/>
+          <w:rFonts w:ascii="Times New Roman" w:hAnsi="Times New Roman" w:eastAsia="仿宋" w:cs="仿宋"/>
+          <w:sz w:val="32"/>
+          <w:szCs w:val="32"/>
+        </w:rPr>
+      </w:pPr>
+    </w:p>
+    <w:p>
+      <w:pPr>
+        <w:ind w:firstLine="632" w:firstLineChars="200"/>
+        <w:rPr>
+          <w:rFonts w:hint="eastAsia" w:ascii="Times New Roman" w:hAnsi="Times New Roman" w:cs="仿宋_GB2312"/>
+          <w:sz w:val="32"/>
+          <w:szCs w:val="32"/>
+        </w:rPr>
+      </w:pPr>
+      <w:r>
+        <w:rPr>
+          <w:rFonts w:hint="eastAsia" w:ascii="Times New Roman" w:hAnsi="Times New Roman" w:eastAsia="仿宋" w:cs="仿宋"/>
           <w:sz w:val="32"/>
           <w:szCs w:val="32"/>
         </w:rPr>
@@ -209,13 +212,11 @@
         <w:snapToGrid/>
         <w:textAlignment w:val="auto"/>
         <w:rPr>
-          <w:rFonts w:hint="eastAsia" w:ascii="宋体" w:hAnsi="宋体" w:eastAsia="宋体" w:cs="宋体"/>
+          <w:rFonts w:hint="eastAsia" w:ascii="仿宋" w:hAnsi="仿宋" w:eastAsia="仿宋" w:cs="仿宋"/>
           <w:sz w:val="32"/>
           <w:lang w:val="en-US" w:eastAsia="zh-CN"/>
         </w:rPr>
       </w:pPr>
-      <w:bookmarkStart w:id="0" w:name="_GoBack"/>
-      <w:bookmarkEnd w:id="0"/>
     </w:p>
     <w:p>
       <w:pPr>
@@ -237,17 +238,20 @@
         <w:adjustRightInd/>
         <w:snapToGrid/>
         <w:ind w:left="0" w:leftChars="0" w:firstLine="632" w:firstLineChars="200"/>
+        <w:jc w:val="left"/>
         <w:textAlignment w:val="auto"/>
         <w:rPr>
-          <w:rFonts w:hint="eastAsia" w:ascii="Times New Roman" w:hAnsi="Times New Roman" w:eastAsia="仿宋_GB2312" w:cs="仿宋_GB2312"/>
-          <w:sz w:val="32"/>
+          <w:rFonts w:hint="eastAsia" w:ascii="Times New Roman" w:hAnsi="Times New Roman" w:eastAsia="仿宋" w:cs="仿宋"/>
+          <w:sz w:val="32"/>
+          <w:szCs w:val="32"/>
           <w:lang w:val="en-US" w:eastAsia="zh-CN"/>
         </w:rPr>
       </w:pPr>
       <w:r>
         <w:rPr>
-          <w:rFonts w:hint="eastAsia" w:ascii="Times New Roman" w:hAnsi="Times New Roman" w:eastAsia="仿宋_GB2312" w:cs="仿宋_GB2312"/>
-          <w:sz w:val="32"/>
+          <w:rFonts w:hint="eastAsia" w:ascii="Times New Roman" w:hAnsi="Times New Roman" w:eastAsia="仿宋" w:cs="仿宋"/>
+          <w:sz w:val="32"/>
+          <w:szCs w:val="32"/>
           <w:lang w:val="en-US" w:eastAsia="zh-CN"/>
         </w:rPr>
         <w:t>附件：失效的法律、有关法律问题的决定目录（35件）</w:t>
@@ -256,15 +260,17 @@
     <w:p>
       <w:pPr>
         <w:rPr>
-          <w:rFonts w:hint="eastAsia" w:ascii="Times New Roman" w:hAnsi="Times New Roman" w:eastAsia="仿宋_GB2312" w:cs="仿宋_GB2312"/>
-          <w:sz w:val="32"/>
+          <w:rFonts w:hint="eastAsia" w:ascii="Times New Roman" w:hAnsi="Times New Roman" w:eastAsia="仿宋" w:cs="仿宋"/>
+          <w:sz w:val="32"/>
+          <w:szCs w:val="32"/>
           <w:lang w:val="en-US" w:eastAsia="zh-CN"/>
         </w:rPr>
       </w:pPr>
       <w:r>
         <w:rPr>
-          <w:rFonts w:hint="eastAsia" w:ascii="Times New Roman" w:hAnsi="Times New Roman" w:eastAsia="仿宋_GB2312" w:cs="仿宋_GB2312"/>
-          <w:sz w:val="32"/>
+          <w:rFonts w:hint="eastAsia" w:ascii="Times New Roman" w:hAnsi="Times New Roman" w:eastAsia="仿宋" w:cs="仿宋"/>
+          <w:sz w:val="32"/>
+          <w:szCs w:val="32"/>
           <w:lang w:val="en-US" w:eastAsia="zh-CN"/>
         </w:rPr>
         <w:br w:type="page"/>
@@ -278,7 +284,8 @@
         </w:numPr>
         <w:ind w:left="0" w:leftChars="0" w:firstLine="0" w:firstLineChars="0"/>
         <w:rPr>
-          <w:rFonts w:ascii="Times New Roman" w:hAnsi="Times New Roman" w:eastAsia="宋体" w:cs="宋体"/>
+          <w:rFonts w:ascii="Times New Roman" w:hAnsi="Times New Roman" w:eastAsia="仿宋" w:cs="仿宋"/>
+          <w:sz w:val="32"/>
           <w:szCs w:val="32"/>
         </w:rPr>
       </w:pPr>
@@ -286,6 +293,7 @@
         <w:rPr>
           <w:rFonts w:hint="eastAsia" w:ascii="Times New Roman" w:hAnsi="Times New Roman" w:eastAsia="黑体" w:cs="黑体"/>
           <w:sz w:val="32"/>
+          <w:szCs w:val="32"/>
           <w:lang w:val="en-US" w:eastAsia="zh-CN"/>
         </w:rPr>
         <w:t>附件：</w:t>
@@ -294,7 +302,8 @@
     <w:p>
       <w:pPr>
         <w:rPr>
-          <w:rFonts w:ascii="Times New Roman" w:hAnsi="Times New Roman" w:eastAsia="宋体" w:cs="宋体"/>
+          <w:rFonts w:ascii="Times New Roman" w:hAnsi="Times New Roman" w:eastAsia="仿宋" w:cs="仿宋"/>
+          <w:sz w:val="32"/>
           <w:szCs w:val="32"/>
         </w:rPr>
       </w:pPr>
@@ -314,7 +323,7 @@
         <w:bidi w:val="0"/>
         <w:adjustRightInd/>
         <w:snapToGrid/>
-        <w:spacing w:line="560" w:lineRule="exact"/>
+        <w:spacing w:line="567" w:lineRule="exact"/>
         <w:jc w:val="center"/>
         <w:textAlignment w:val="auto"/>
         <w:rPr>
@@ -335,6 +344,17 @@
         </w:rPr>
         <w:t>失效的法律、有关法律问题的决定目录</w:t>
       </w:r>
+    </w:p>
+    <w:p>
+      <w:pPr>
+        <w:rPr>
+          <w:rFonts w:hint="eastAsia" w:ascii="仿宋" w:hAnsi="仿宋" w:eastAsia="仿宋" w:cs="仿宋"/>
+          <w:color w:val="333333"/>
+          <w:sz w:val="32"/>
+          <w:szCs w:val="32"/>
+          <w:shd w:val="clear" w:color="auto" w:fill="FFFFFF"/>
+        </w:rPr>
+      </w:pPr>
     </w:p>
     <w:p>
       <w:pPr>
@@ -351,84 +371,48 @@
         <w:bidi w:val="0"/>
         <w:adjustRightInd/>
         <w:snapToGrid/>
-        <w:spacing w:line="560" w:lineRule="exact"/>
-        <w:jc w:val="both"/>
-        <w:textAlignment w:val="auto"/>
-        <w:rPr>
-          <w:rFonts w:hint="eastAsia" w:ascii="宋体" w:hAnsi="宋体" w:eastAsia="宋体" w:cs="宋体"/>
-          <w:color w:val="333333"/>
-          <w:sz w:val="32"/>
-          <w:szCs w:val="32"/>
-          <w:shd w:val="clear" w:color="auto" w:fill="FFFFFF"/>
-        </w:rPr>
-      </w:pPr>
-    </w:p>
-    <w:p>
-      <w:pPr>
-        <w:keepNext w:val="0"/>
-        <w:keepLines w:val="0"/>
-        <w:pageBreakBefore w:val="0"/>
-        <w:widowControl/>
-        <w:kinsoku/>
-        <w:wordWrap/>
-        <w:overflowPunct/>
-        <w:topLinePunct w:val="0"/>
-        <w:autoSpaceDE/>
-        <w:autoSpaceDN/>
-        <w:bidi w:val="0"/>
-        <w:adjustRightInd/>
-        <w:snapToGrid/>
-        <w:ind w:left="632" w:leftChars="200" w:right="632" w:rightChars="200" w:firstLine="0" w:firstLineChars="0"/>
+        <w:spacing w:line="240" w:lineRule="auto"/>
+        <w:ind w:left="632" w:leftChars="200" w:right="632" w:rightChars="200" w:firstLine="632" w:firstLineChars="200"/>
         <w:jc w:val="center"/>
         <w:textAlignment w:val="auto"/>
         <w:rPr>
-          <w:rFonts w:hint="eastAsia" w:ascii="楷体_GB2312" w:hAnsi="楷体_GB2312" w:eastAsia="楷体_GB2312" w:cs="楷体_GB2312"/>
-          <w:bCs/>
+          <w:rFonts w:hint="eastAsia" w:ascii="方正小标宋简体" w:hAnsi="方正小标宋简体" w:eastAsia="方正小标宋简体" w:cs="方正小标宋简体"/>
+          <w:color w:val="333333"/>
+          <w:sz w:val="44"/>
+          <w:szCs w:val="44"/>
+          <w:shd w:val="clear" w:color="auto" w:fill="FFFFFF"/>
+        </w:rPr>
+      </w:pPr>
+      <w:r>
+        <w:rPr>
+          <w:rFonts w:hint="eastAsia" w:ascii="Times New Roman" w:hAnsi="Times New Roman" w:eastAsia="楷体" w:cs="楷体"/>
+          <w:bCs w:val="0"/>
           <w:spacing w:val="0"/>
           <w:sz w:val="32"/>
           <w:szCs w:val="32"/>
           <w:shd w:val="clear" w:color="auto" w:fill="FFFFFF"/>
-          <w:lang w:val="en-US" w:eastAsia="zh-CN"/>
-        </w:rPr>
-      </w:pPr>
-      <w:r>
-        <w:rPr>
-          <w:rFonts w:hint="eastAsia" w:ascii="楷体_GB2312" w:hAnsi="楷体_GB2312" w:eastAsia="楷体_GB2312" w:cs="楷体_GB2312"/>
-          <w:bCs/>
+        </w:rPr>
+        <w:t>（35</w:t>
+      </w:r>
+      <w:bookmarkStart w:id="0" w:name="_GoBack"/>
+      <w:bookmarkEnd w:id="0"/>
+      <w:r>
+        <w:rPr>
+          <w:rFonts w:hint="eastAsia" w:ascii="Times New Roman" w:hAnsi="Times New Roman" w:eastAsia="楷体" w:cs="楷体"/>
+          <w:bCs w:val="0"/>
           <w:spacing w:val="0"/>
           <w:sz w:val="32"/>
           <w:szCs w:val="32"/>
           <w:shd w:val="clear" w:color="auto" w:fill="FFFFFF"/>
         </w:rPr>
-        <w:t>（</w:t>
-      </w:r>
-      <w:r>
-        <w:rPr>
-          <w:rFonts w:hint="default" w:ascii="Times New Roman" w:hAnsi="Times New Roman" w:eastAsia="楷体_GB2312" w:cs="Times New Roman"/>
-          <w:bCs/>
-          <w:spacing w:val="0"/>
-          <w:sz w:val="32"/>
-          <w:szCs w:val="32"/>
-          <w:shd w:val="clear" w:color="auto" w:fill="FFFFFF"/>
-        </w:rPr>
-        <w:t>35</w:t>
-      </w:r>
-      <w:r>
-        <w:rPr>
-          <w:rFonts w:hint="eastAsia" w:ascii="楷体_GB2312" w:hAnsi="楷体_GB2312" w:eastAsia="楷体_GB2312" w:cs="楷体_GB2312"/>
-          <w:bCs/>
-          <w:spacing w:val="0"/>
-          <w:sz w:val="32"/>
-          <w:szCs w:val="32"/>
-          <w:shd w:val="clear" w:color="auto" w:fill="FFFFFF"/>
-        </w:rPr>
         <w:t>件）</w:t>
       </w:r>
     </w:p>
     <w:p>
       <w:pPr>
         <w:rPr>
-          <w:rFonts w:ascii="Times New Roman" w:hAnsi="Times New Roman" w:eastAsia="宋体" w:cs="宋体"/>
+          <w:rFonts w:ascii="Times New Roman" w:hAnsi="Times New Roman" w:eastAsia="仿宋" w:cs="仿宋"/>
+          <w:sz w:val="32"/>
           <w:szCs w:val="32"/>
         </w:rPr>
       </w:pPr>
@@ -440,6 +424,7 @@
           <w:numId w:val="0"/>
         </w:numPr>
         <w:ind w:firstLine="632" w:firstLineChars="200"/>
+        <w:jc w:val="left"/>
         <w:rPr>
           <w:rFonts w:hint="eastAsia" w:ascii="黑体" w:hAnsi="黑体" w:eastAsia="黑体" w:cs="黑体"/>
           <w:lang w:val="en-US" w:eastAsia="zh-CN"/>
@@ -459,15 +444,16 @@
     <w:p>
       <w:pPr>
         <w:ind w:firstLine="632" w:firstLineChars="200"/>
-        <w:rPr>
-          <w:rFonts w:ascii="Times New Roman" w:hAnsi="Times New Roman" w:cs="仿宋_GB2312"/>
-          <w:sz w:val="32"/>
-          <w:szCs w:val="32"/>
-        </w:rPr>
-      </w:pPr>
-      <w:r>
-        <w:rPr>
-          <w:rFonts w:hint="eastAsia" w:ascii="Times New Roman" w:hAnsi="Times New Roman" w:cs="仿宋_GB2312"/>
+        <w:jc w:val="left"/>
+        <w:rPr>
+          <w:rFonts w:hint="eastAsia" w:ascii="Times New Roman" w:hAnsi="Times New Roman" w:cs="仿宋_GB2312"/>
+          <w:sz w:val="32"/>
+          <w:szCs w:val="32"/>
+        </w:rPr>
+      </w:pPr>
+      <w:r>
+        <w:rPr>
+          <w:rFonts w:hint="eastAsia" w:ascii="Times New Roman" w:hAnsi="Times New Roman" w:eastAsia="仿宋" w:cs="仿宋"/>
           <w:sz w:val="32"/>
           <w:szCs w:val="32"/>
         </w:rPr>
@@ -477,15 +463,16 @@
     <w:p>
       <w:pPr>
         <w:ind w:firstLine="632" w:firstLineChars="200"/>
-        <w:rPr>
-          <w:rFonts w:ascii="Times New Roman" w:hAnsi="Times New Roman" w:cs="仿宋_GB2312"/>
-          <w:sz w:val="32"/>
-          <w:szCs w:val="32"/>
-        </w:rPr>
-      </w:pPr>
-      <w:r>
-        <w:rPr>
-          <w:rFonts w:hint="eastAsia" w:ascii="Times New Roman" w:hAnsi="Times New Roman" w:cs="仿宋_GB2312"/>
+        <w:jc w:val="left"/>
+        <w:rPr>
+          <w:rFonts w:hint="eastAsia" w:ascii="Times New Roman" w:hAnsi="Times New Roman" w:cs="仿宋_GB2312"/>
+          <w:sz w:val="32"/>
+          <w:szCs w:val="32"/>
+        </w:rPr>
+      </w:pPr>
+      <w:r>
+        <w:rPr>
+          <w:rFonts w:hint="eastAsia" w:ascii="Times New Roman" w:hAnsi="Times New Roman" w:eastAsia="仿宋" w:cs="仿宋"/>
           <w:sz w:val="32"/>
           <w:szCs w:val="32"/>
         </w:rPr>
@@ -495,15 +482,16 @@
     <w:p>
       <w:pPr>
         <w:ind w:firstLine="632" w:firstLineChars="200"/>
-        <w:rPr>
-          <w:rFonts w:ascii="Times New Roman" w:hAnsi="Times New Roman" w:cs="仿宋_GB2312"/>
-          <w:sz w:val="32"/>
-          <w:szCs w:val="32"/>
-        </w:rPr>
-      </w:pPr>
-      <w:r>
-        <w:rPr>
-          <w:rFonts w:hint="eastAsia" w:ascii="Times New Roman" w:hAnsi="Times New Roman" w:cs="仿宋_GB2312"/>
+        <w:jc w:val="left"/>
+        <w:rPr>
+          <w:rFonts w:hint="eastAsia" w:ascii="Times New Roman" w:hAnsi="Times New Roman" w:cs="仿宋_GB2312"/>
+          <w:sz w:val="32"/>
+          <w:szCs w:val="32"/>
+        </w:rPr>
+      </w:pPr>
+      <w:r>
+        <w:rPr>
+          <w:rFonts w:hint="eastAsia" w:ascii="Times New Roman" w:hAnsi="Times New Roman" w:eastAsia="仿宋" w:cs="仿宋"/>
           <w:sz w:val="32"/>
           <w:szCs w:val="32"/>
         </w:rPr>
@@ -513,15 +501,16 @@
     <w:p>
       <w:pPr>
         <w:ind w:firstLine="632" w:firstLineChars="200"/>
-        <w:rPr>
-          <w:rFonts w:ascii="Times New Roman" w:hAnsi="Times New Roman" w:cs="仿宋_GB2312"/>
-          <w:sz w:val="32"/>
-          <w:szCs w:val="32"/>
-        </w:rPr>
-      </w:pPr>
-      <w:r>
-        <w:rPr>
-          <w:rFonts w:hint="eastAsia" w:ascii="Times New Roman" w:hAnsi="Times New Roman" w:cs="仿宋_GB2312"/>
+        <w:jc w:val="left"/>
+        <w:rPr>
+          <w:rFonts w:hint="eastAsia" w:ascii="Times New Roman" w:hAnsi="Times New Roman" w:cs="仿宋_GB2312"/>
+          <w:sz w:val="32"/>
+          <w:szCs w:val="32"/>
+        </w:rPr>
+      </w:pPr>
+      <w:r>
+        <w:rPr>
+          <w:rFonts w:hint="eastAsia" w:ascii="Times New Roman" w:hAnsi="Times New Roman" w:eastAsia="仿宋" w:cs="仿宋"/>
           <w:sz w:val="32"/>
           <w:szCs w:val="32"/>
         </w:rPr>
@@ -531,15 +520,16 @@
     <w:p>
       <w:pPr>
         <w:ind w:firstLine="632" w:firstLineChars="200"/>
-        <w:rPr>
-          <w:rFonts w:ascii="Times New Roman" w:hAnsi="Times New Roman" w:cs="仿宋_GB2312"/>
-          <w:sz w:val="32"/>
-          <w:szCs w:val="32"/>
-        </w:rPr>
-      </w:pPr>
-      <w:r>
-        <w:rPr>
-          <w:rFonts w:hint="eastAsia" w:ascii="Times New Roman" w:hAnsi="Times New Roman" w:cs="仿宋_GB2312"/>
+        <w:jc w:val="left"/>
+        <w:rPr>
+          <w:rFonts w:hint="eastAsia" w:ascii="Times New Roman" w:hAnsi="Times New Roman" w:cs="仿宋_GB2312"/>
+          <w:sz w:val="32"/>
+          <w:szCs w:val="32"/>
+        </w:rPr>
+      </w:pPr>
+      <w:r>
+        <w:rPr>
+          <w:rFonts w:hint="eastAsia" w:ascii="Times New Roman" w:hAnsi="Times New Roman" w:eastAsia="仿宋" w:cs="仿宋"/>
           <w:sz w:val="32"/>
           <w:szCs w:val="32"/>
         </w:rPr>
@@ -553,12 +543,7 @@
           <w:numId w:val="0"/>
         </w:numPr>
         <w:ind w:firstLine="632" w:firstLineChars="200"/>
-        <w:rPr>
-          <w:rFonts w:hint="eastAsia" w:ascii="黑体" w:hAnsi="黑体" w:eastAsia="黑体" w:cs="黑体"/>
-          <w:lang w:val="en-US" w:eastAsia="zh-CN"/>
-        </w:rPr>
-      </w:pPr>
-      <w:r>
+        <w:jc w:val="left"/>
         <w:rPr>
           <w:rFonts w:hint="eastAsia" w:ascii="Times New Roman" w:hAnsi="Times New Roman" w:eastAsia="黑体" w:cs="黑体"/>
           <w:kern w:val="2"/>
@@ -566,21 +551,31 @@
           <w:szCs w:val="24"/>
           <w:lang w:val="en-US" w:eastAsia="zh-CN" w:bidi="ar-SA"/>
         </w:rPr>
+      </w:pPr>
+      <w:r>
+        <w:rPr>
+          <w:rFonts w:hint="eastAsia" w:ascii="Times New Roman" w:hAnsi="Times New Roman" w:eastAsia="黑体" w:cs="黑体"/>
+          <w:kern w:val="2"/>
+          <w:sz w:val="32"/>
+          <w:szCs w:val="24"/>
+          <w:lang w:val="en-US" w:eastAsia="zh-CN" w:bidi="ar-SA"/>
+        </w:rPr>
         <w:t>二、在我国民主法治建设、经济社会发展中曾经发挥重要作用，但已经不适应进一步全面深化改革的需要，应停止施行的2件</w:t>
       </w:r>
     </w:p>
     <w:p>
       <w:pPr>
         <w:ind w:firstLine="632" w:firstLineChars="200"/>
-        <w:rPr>
-          <w:rFonts w:ascii="Times New Roman" w:hAnsi="Times New Roman" w:cs="仿宋_GB2312"/>
-          <w:sz w:val="32"/>
-          <w:szCs w:val="32"/>
-        </w:rPr>
-      </w:pPr>
-      <w:r>
-        <w:rPr>
-          <w:rFonts w:hint="eastAsia" w:ascii="Times New Roman" w:hAnsi="Times New Roman" w:cs="仿宋_GB2312"/>
+        <w:jc w:val="left"/>
+        <w:rPr>
+          <w:rFonts w:hint="eastAsia" w:ascii="Times New Roman" w:hAnsi="Times New Roman" w:cs="仿宋_GB2312"/>
+          <w:sz w:val="32"/>
+          <w:szCs w:val="32"/>
+        </w:rPr>
+      </w:pPr>
+      <w:r>
+        <w:rPr>
+          <w:rFonts w:hint="eastAsia" w:ascii="Times New Roman" w:hAnsi="Times New Roman" w:eastAsia="仿宋" w:cs="仿宋"/>
           <w:sz w:val="32"/>
           <w:szCs w:val="32"/>
         </w:rPr>
@@ -590,15 +585,16 @@
     <w:p>
       <w:pPr>
         <w:ind w:firstLine="632" w:firstLineChars="200"/>
-        <w:rPr>
-          <w:rFonts w:ascii="Times New Roman" w:hAnsi="Times New Roman" w:cs="仿宋_GB2312"/>
-          <w:sz w:val="32"/>
-          <w:szCs w:val="32"/>
-        </w:rPr>
-      </w:pPr>
-      <w:r>
-        <w:rPr>
-          <w:rFonts w:hint="eastAsia" w:ascii="Times New Roman" w:hAnsi="Times New Roman" w:cs="仿宋_GB2312"/>
+        <w:jc w:val="left"/>
+        <w:rPr>
+          <w:rFonts w:hint="eastAsia" w:ascii="Times New Roman" w:hAnsi="Times New Roman" w:cs="仿宋_GB2312"/>
+          <w:sz w:val="32"/>
+          <w:szCs w:val="32"/>
+        </w:rPr>
+      </w:pPr>
+      <w:r>
+        <w:rPr>
+          <w:rFonts w:hint="eastAsia" w:ascii="Times New Roman" w:hAnsi="Times New Roman" w:eastAsia="仿宋" w:cs="仿宋"/>
           <w:sz w:val="32"/>
           <w:szCs w:val="32"/>
         </w:rPr>
@@ -612,12 +608,7 @@
           <w:numId w:val="0"/>
         </w:numPr>
         <w:ind w:firstLine="632" w:firstLineChars="200"/>
-        <w:rPr>
-          <w:rFonts w:hint="eastAsia" w:ascii="黑体" w:hAnsi="黑体" w:eastAsia="黑体" w:cs="黑体"/>
-          <w:lang w:val="en-US" w:eastAsia="zh-CN"/>
-        </w:rPr>
-      </w:pPr>
-      <w:r>
+        <w:jc w:val="left"/>
         <w:rPr>
           <w:rFonts w:hint="eastAsia" w:ascii="Times New Roman" w:hAnsi="Times New Roman" w:eastAsia="黑体" w:cs="黑体"/>
           <w:kern w:val="2"/>
@@ -625,21 +616,31 @@
           <w:szCs w:val="24"/>
           <w:lang w:val="en-US" w:eastAsia="zh-CN" w:bidi="ar-SA"/>
         </w:rPr>
+      </w:pPr>
+      <w:r>
+        <w:rPr>
+          <w:rFonts w:hint="eastAsia" w:ascii="Times New Roman" w:hAnsi="Times New Roman" w:eastAsia="黑体" w:cs="黑体"/>
+          <w:kern w:val="2"/>
+          <w:sz w:val="32"/>
+          <w:szCs w:val="24"/>
+          <w:lang w:val="en-US" w:eastAsia="zh-CN" w:bidi="ar-SA"/>
+        </w:rPr>
         <w:t>三、有关选举和决定任命办法、表决办法、通过议案办法，已执行完毕，事实上已经失效的20件</w:t>
       </w:r>
     </w:p>
     <w:p>
       <w:pPr>
         <w:ind w:firstLine="632" w:firstLineChars="200"/>
-        <w:rPr>
-          <w:rFonts w:ascii="Times New Roman" w:hAnsi="Times New Roman" w:cs="仿宋_GB2312"/>
-          <w:sz w:val="32"/>
-          <w:szCs w:val="32"/>
-        </w:rPr>
-      </w:pPr>
-      <w:r>
-        <w:rPr>
-          <w:rFonts w:hint="eastAsia" w:ascii="Times New Roman" w:hAnsi="Times New Roman" w:cs="仿宋_GB2312"/>
+        <w:jc w:val="left"/>
+        <w:rPr>
+          <w:rFonts w:hint="eastAsia" w:ascii="Times New Roman" w:hAnsi="Times New Roman" w:cs="仿宋_GB2312"/>
+          <w:sz w:val="32"/>
+          <w:szCs w:val="32"/>
+        </w:rPr>
+      </w:pPr>
+      <w:r>
+        <w:rPr>
+          <w:rFonts w:hint="eastAsia" w:ascii="Times New Roman" w:hAnsi="Times New Roman" w:eastAsia="仿宋" w:cs="仿宋"/>
           <w:sz w:val="32"/>
           <w:szCs w:val="32"/>
         </w:rPr>
@@ -649,15 +650,16 @@
     <w:p>
       <w:pPr>
         <w:ind w:firstLine="632" w:firstLineChars="200"/>
-        <w:rPr>
-          <w:rFonts w:ascii="Times New Roman" w:hAnsi="Times New Roman" w:cs="仿宋_GB2312"/>
-          <w:sz w:val="32"/>
-          <w:szCs w:val="32"/>
-        </w:rPr>
-      </w:pPr>
-      <w:r>
-        <w:rPr>
-          <w:rFonts w:hint="eastAsia" w:ascii="Times New Roman" w:hAnsi="Times New Roman" w:cs="仿宋_GB2312"/>
+        <w:jc w:val="left"/>
+        <w:rPr>
+          <w:rFonts w:hint="eastAsia" w:ascii="Times New Roman" w:hAnsi="Times New Roman" w:cs="仿宋_GB2312"/>
+          <w:sz w:val="32"/>
+          <w:szCs w:val="32"/>
+        </w:rPr>
+      </w:pPr>
+      <w:r>
+        <w:rPr>
+          <w:rFonts w:hint="eastAsia" w:ascii="Times New Roman" w:hAnsi="Times New Roman" w:eastAsia="仿宋" w:cs="仿宋"/>
           <w:sz w:val="32"/>
           <w:szCs w:val="32"/>
         </w:rPr>
@@ -667,15 +669,16 @@
     <w:p>
       <w:pPr>
         <w:ind w:firstLine="632" w:firstLineChars="200"/>
-        <w:rPr>
-          <w:rFonts w:ascii="Times New Roman" w:hAnsi="Times New Roman" w:cs="仿宋_GB2312"/>
-          <w:sz w:val="32"/>
-          <w:szCs w:val="32"/>
-        </w:rPr>
-      </w:pPr>
-      <w:r>
-        <w:rPr>
-          <w:rFonts w:hint="eastAsia" w:ascii="Times New Roman" w:hAnsi="Times New Roman" w:cs="仿宋_GB2312"/>
+        <w:jc w:val="left"/>
+        <w:rPr>
+          <w:rFonts w:hint="eastAsia" w:ascii="Times New Roman" w:hAnsi="Times New Roman" w:cs="仿宋_GB2312"/>
+          <w:sz w:val="32"/>
+          <w:szCs w:val="32"/>
+        </w:rPr>
+      </w:pPr>
+      <w:r>
+        <w:rPr>
+          <w:rFonts w:hint="eastAsia" w:ascii="Times New Roman" w:hAnsi="Times New Roman" w:eastAsia="仿宋" w:cs="仿宋"/>
           <w:sz w:val="32"/>
           <w:szCs w:val="32"/>
         </w:rPr>
@@ -685,15 +688,16 @@
     <w:p>
       <w:pPr>
         <w:ind w:firstLine="632" w:firstLineChars="200"/>
-        <w:rPr>
-          <w:rFonts w:ascii="Times New Roman" w:hAnsi="Times New Roman" w:cs="仿宋_GB2312"/>
-          <w:sz w:val="32"/>
-          <w:szCs w:val="32"/>
-        </w:rPr>
-      </w:pPr>
-      <w:r>
-        <w:rPr>
-          <w:rFonts w:hint="eastAsia" w:ascii="Times New Roman" w:hAnsi="Times New Roman" w:cs="仿宋_GB2312"/>
+        <w:jc w:val="left"/>
+        <w:rPr>
+          <w:rFonts w:hint="eastAsia" w:ascii="Times New Roman" w:hAnsi="Times New Roman" w:cs="仿宋_GB2312"/>
+          <w:sz w:val="32"/>
+          <w:szCs w:val="32"/>
+        </w:rPr>
+      </w:pPr>
+      <w:r>
+        <w:rPr>
+          <w:rFonts w:hint="eastAsia" w:ascii="Times New Roman" w:hAnsi="Times New Roman" w:eastAsia="仿宋" w:cs="仿宋"/>
           <w:sz w:val="32"/>
           <w:szCs w:val="32"/>
         </w:rPr>
@@ -703,15 +707,16 @@
     <w:p>
       <w:pPr>
         <w:ind w:firstLine="632" w:firstLineChars="200"/>
-        <w:rPr>
-          <w:rFonts w:ascii="Times New Roman" w:hAnsi="Times New Roman" w:cs="仿宋_GB2312"/>
-          <w:sz w:val="32"/>
-          <w:szCs w:val="32"/>
-        </w:rPr>
-      </w:pPr>
-      <w:r>
-        <w:rPr>
-          <w:rFonts w:hint="eastAsia" w:ascii="Times New Roman" w:hAnsi="Times New Roman" w:cs="仿宋_GB2312"/>
+        <w:jc w:val="left"/>
+        <w:rPr>
+          <w:rFonts w:hint="eastAsia" w:ascii="Times New Roman" w:hAnsi="Times New Roman" w:cs="仿宋_GB2312"/>
+          <w:sz w:val="32"/>
+          <w:szCs w:val="32"/>
+        </w:rPr>
+      </w:pPr>
+      <w:r>
+        <w:rPr>
+          <w:rFonts w:hint="eastAsia" w:ascii="Times New Roman" w:hAnsi="Times New Roman" w:eastAsia="仿宋" w:cs="仿宋"/>
           <w:sz w:val="32"/>
           <w:szCs w:val="32"/>
         </w:rPr>
@@ -721,15 +726,16 @@
     <w:p>
       <w:pPr>
         <w:ind w:firstLine="632" w:firstLineChars="200"/>
-        <w:rPr>
-          <w:rFonts w:ascii="Times New Roman" w:hAnsi="Times New Roman" w:cs="仿宋_GB2312"/>
-          <w:sz w:val="32"/>
-          <w:szCs w:val="32"/>
-        </w:rPr>
-      </w:pPr>
-      <w:r>
-        <w:rPr>
-          <w:rFonts w:hint="eastAsia" w:ascii="Times New Roman" w:hAnsi="Times New Roman" w:cs="仿宋_GB2312"/>
+        <w:jc w:val="left"/>
+        <w:rPr>
+          <w:rFonts w:hint="eastAsia" w:ascii="Times New Roman" w:hAnsi="Times New Roman" w:cs="仿宋_GB2312"/>
+          <w:sz w:val="32"/>
+          <w:szCs w:val="32"/>
+        </w:rPr>
+      </w:pPr>
+      <w:r>
+        <w:rPr>
+          <w:rFonts w:hint="eastAsia" w:ascii="Times New Roman" w:hAnsi="Times New Roman" w:eastAsia="仿宋" w:cs="仿宋"/>
           <w:sz w:val="32"/>
           <w:szCs w:val="32"/>
         </w:rPr>
@@ -739,15 +745,16 @@
     <w:p>
       <w:pPr>
         <w:ind w:firstLine="632" w:firstLineChars="200"/>
-        <w:rPr>
-          <w:rFonts w:ascii="Times New Roman" w:hAnsi="Times New Roman" w:cs="仿宋_GB2312"/>
-          <w:sz w:val="32"/>
-          <w:szCs w:val="32"/>
-        </w:rPr>
-      </w:pPr>
-      <w:r>
-        <w:rPr>
-          <w:rFonts w:hint="eastAsia" w:ascii="Times New Roman" w:hAnsi="Times New Roman" w:cs="仿宋_GB2312"/>
+        <w:jc w:val="left"/>
+        <w:rPr>
+          <w:rFonts w:hint="eastAsia" w:ascii="Times New Roman" w:hAnsi="Times New Roman" w:cs="仿宋_GB2312"/>
+          <w:sz w:val="32"/>
+          <w:szCs w:val="32"/>
+        </w:rPr>
+      </w:pPr>
+      <w:r>
+        <w:rPr>
+          <w:rFonts w:hint="eastAsia" w:ascii="Times New Roman" w:hAnsi="Times New Roman" w:eastAsia="仿宋" w:cs="仿宋"/>
           <w:sz w:val="32"/>
           <w:szCs w:val="32"/>
         </w:rPr>
@@ -757,15 +764,16 @@
     <w:p>
       <w:pPr>
         <w:ind w:firstLine="632" w:firstLineChars="200"/>
-        <w:rPr>
-          <w:rFonts w:ascii="Times New Roman" w:hAnsi="Times New Roman" w:cs="仿宋_GB2312"/>
-          <w:sz w:val="32"/>
-          <w:szCs w:val="32"/>
-        </w:rPr>
-      </w:pPr>
-      <w:r>
-        <w:rPr>
-          <w:rFonts w:hint="eastAsia" w:ascii="Times New Roman" w:hAnsi="Times New Roman" w:cs="仿宋_GB2312"/>
+        <w:jc w:val="left"/>
+        <w:rPr>
+          <w:rFonts w:hint="eastAsia" w:ascii="Times New Roman" w:hAnsi="Times New Roman" w:cs="仿宋_GB2312"/>
+          <w:sz w:val="32"/>
+          <w:szCs w:val="32"/>
+        </w:rPr>
+      </w:pPr>
+      <w:r>
+        <w:rPr>
+          <w:rFonts w:hint="eastAsia" w:ascii="Times New Roman" w:hAnsi="Times New Roman" w:eastAsia="仿宋" w:cs="仿宋"/>
           <w:sz w:val="32"/>
           <w:szCs w:val="32"/>
         </w:rPr>
@@ -775,15 +783,16 @@
     <w:p>
       <w:pPr>
         <w:ind w:firstLine="632" w:firstLineChars="200"/>
-        <w:rPr>
-          <w:rFonts w:ascii="Times New Roman" w:hAnsi="Times New Roman" w:cs="仿宋_GB2312"/>
-          <w:sz w:val="32"/>
-          <w:szCs w:val="32"/>
-        </w:rPr>
-      </w:pPr>
-      <w:r>
-        <w:rPr>
-          <w:rFonts w:hint="eastAsia" w:ascii="Times New Roman" w:hAnsi="Times New Roman" w:cs="仿宋_GB2312"/>
+        <w:jc w:val="left"/>
+        <w:rPr>
+          <w:rFonts w:hint="eastAsia" w:ascii="Times New Roman" w:hAnsi="Times New Roman" w:cs="仿宋_GB2312"/>
+          <w:sz w:val="32"/>
+          <w:szCs w:val="32"/>
+        </w:rPr>
+      </w:pPr>
+      <w:r>
+        <w:rPr>
+          <w:rFonts w:hint="eastAsia" w:ascii="Times New Roman" w:hAnsi="Times New Roman" w:eastAsia="仿宋" w:cs="仿宋"/>
           <w:sz w:val="32"/>
           <w:szCs w:val="32"/>
         </w:rPr>
@@ -793,15 +802,16 @@
     <w:p>
       <w:pPr>
         <w:ind w:firstLine="632" w:firstLineChars="200"/>
-        <w:rPr>
-          <w:rFonts w:ascii="Times New Roman" w:hAnsi="Times New Roman" w:cs="仿宋_GB2312"/>
-          <w:sz w:val="32"/>
-          <w:szCs w:val="32"/>
-        </w:rPr>
-      </w:pPr>
-      <w:r>
-        <w:rPr>
-          <w:rFonts w:hint="eastAsia" w:ascii="Times New Roman" w:hAnsi="Times New Roman" w:cs="仿宋_GB2312"/>
+        <w:jc w:val="left"/>
+        <w:rPr>
+          <w:rFonts w:hint="eastAsia" w:ascii="Times New Roman" w:hAnsi="Times New Roman" w:cs="仿宋_GB2312"/>
+          <w:sz w:val="32"/>
+          <w:szCs w:val="32"/>
+        </w:rPr>
+      </w:pPr>
+      <w:r>
+        <w:rPr>
+          <w:rFonts w:hint="eastAsia" w:ascii="Times New Roman" w:hAnsi="Times New Roman" w:eastAsia="仿宋" w:cs="仿宋"/>
           <w:sz w:val="32"/>
           <w:szCs w:val="32"/>
         </w:rPr>
@@ -811,15 +821,16 @@
     <w:p>
       <w:pPr>
         <w:ind w:firstLine="632" w:firstLineChars="200"/>
-        <w:rPr>
-          <w:rFonts w:ascii="Times New Roman" w:hAnsi="Times New Roman" w:cs="仿宋_GB2312"/>
-          <w:sz w:val="32"/>
-          <w:szCs w:val="32"/>
-        </w:rPr>
-      </w:pPr>
-      <w:r>
-        <w:rPr>
-          <w:rFonts w:hint="eastAsia" w:ascii="Times New Roman" w:hAnsi="Times New Roman" w:cs="仿宋_GB2312"/>
+        <w:jc w:val="left"/>
+        <w:rPr>
+          <w:rFonts w:hint="eastAsia" w:ascii="Times New Roman" w:hAnsi="Times New Roman" w:cs="仿宋_GB2312"/>
+          <w:sz w:val="32"/>
+          <w:szCs w:val="32"/>
+        </w:rPr>
+      </w:pPr>
+      <w:r>
+        <w:rPr>
+          <w:rFonts w:hint="eastAsia" w:ascii="Times New Roman" w:hAnsi="Times New Roman" w:eastAsia="仿宋" w:cs="仿宋"/>
           <w:sz w:val="32"/>
           <w:szCs w:val="32"/>
         </w:rPr>
@@ -829,15 +840,16 @@
     <w:p>
       <w:pPr>
         <w:ind w:firstLine="632" w:firstLineChars="200"/>
-        <w:rPr>
-          <w:rFonts w:ascii="Times New Roman" w:hAnsi="Times New Roman" w:cs="仿宋_GB2312"/>
-          <w:sz w:val="32"/>
-          <w:szCs w:val="32"/>
-        </w:rPr>
-      </w:pPr>
-      <w:r>
-        <w:rPr>
-          <w:rFonts w:hint="eastAsia" w:ascii="Times New Roman" w:hAnsi="Times New Roman" w:cs="仿宋_GB2312"/>
+        <w:jc w:val="left"/>
+        <w:rPr>
+          <w:rFonts w:hint="eastAsia" w:ascii="Times New Roman" w:hAnsi="Times New Roman" w:cs="仿宋_GB2312"/>
+          <w:sz w:val="32"/>
+          <w:szCs w:val="32"/>
+        </w:rPr>
+      </w:pPr>
+      <w:r>
+        <w:rPr>
+          <w:rFonts w:hint="eastAsia" w:ascii="Times New Roman" w:hAnsi="Times New Roman" w:eastAsia="仿宋" w:cs="仿宋"/>
           <w:sz w:val="32"/>
           <w:szCs w:val="32"/>
         </w:rPr>
@@ -847,15 +859,16 @@
     <w:p>
       <w:pPr>
         <w:ind w:firstLine="632" w:firstLineChars="200"/>
-        <w:rPr>
-          <w:rFonts w:ascii="Times New Roman" w:hAnsi="Times New Roman" w:cs="仿宋_GB2312"/>
-          <w:sz w:val="32"/>
-          <w:szCs w:val="32"/>
-        </w:rPr>
-      </w:pPr>
-      <w:r>
-        <w:rPr>
-          <w:rFonts w:hint="eastAsia" w:ascii="Times New Roman" w:hAnsi="Times New Roman" w:cs="仿宋_GB2312"/>
+        <w:jc w:val="left"/>
+        <w:rPr>
+          <w:rFonts w:hint="eastAsia" w:ascii="Times New Roman" w:hAnsi="Times New Roman" w:cs="仿宋_GB2312"/>
+          <w:sz w:val="32"/>
+          <w:szCs w:val="32"/>
+        </w:rPr>
+      </w:pPr>
+      <w:r>
+        <w:rPr>
+          <w:rFonts w:hint="eastAsia" w:ascii="Times New Roman" w:hAnsi="Times New Roman" w:eastAsia="仿宋" w:cs="仿宋"/>
           <w:sz w:val="32"/>
           <w:szCs w:val="32"/>
         </w:rPr>
@@ -865,15 +878,16 @@
     <w:p>
       <w:pPr>
         <w:ind w:firstLine="632" w:firstLineChars="200"/>
-        <w:rPr>
-          <w:rFonts w:ascii="Times New Roman" w:hAnsi="Times New Roman" w:cs="仿宋_GB2312"/>
-          <w:sz w:val="32"/>
-          <w:szCs w:val="32"/>
-        </w:rPr>
-      </w:pPr>
-      <w:r>
-        <w:rPr>
-          <w:rFonts w:hint="eastAsia" w:ascii="Times New Roman" w:hAnsi="Times New Roman" w:cs="仿宋_GB2312"/>
+        <w:jc w:val="left"/>
+        <w:rPr>
+          <w:rFonts w:hint="eastAsia" w:ascii="Times New Roman" w:hAnsi="Times New Roman" w:cs="仿宋_GB2312"/>
+          <w:sz w:val="32"/>
+          <w:szCs w:val="32"/>
+        </w:rPr>
+      </w:pPr>
+      <w:r>
+        <w:rPr>
+          <w:rFonts w:hint="eastAsia" w:ascii="Times New Roman" w:hAnsi="Times New Roman" w:eastAsia="仿宋" w:cs="仿宋"/>
           <w:sz w:val="32"/>
           <w:szCs w:val="32"/>
         </w:rPr>
@@ -883,15 +897,16 @@
     <w:p>
       <w:pPr>
         <w:ind w:firstLine="632" w:firstLineChars="200"/>
-        <w:rPr>
-          <w:rFonts w:ascii="Times New Roman" w:hAnsi="Times New Roman" w:cs="仿宋_GB2312"/>
-          <w:sz w:val="32"/>
-          <w:szCs w:val="32"/>
-        </w:rPr>
-      </w:pPr>
-      <w:r>
-        <w:rPr>
-          <w:rFonts w:hint="eastAsia" w:ascii="Times New Roman" w:hAnsi="Times New Roman" w:cs="仿宋_GB2312"/>
+        <w:jc w:val="left"/>
+        <w:rPr>
+          <w:rFonts w:hint="eastAsia" w:ascii="Times New Roman" w:hAnsi="Times New Roman" w:cs="仿宋_GB2312"/>
+          <w:sz w:val="32"/>
+          <w:szCs w:val="32"/>
+        </w:rPr>
+      </w:pPr>
+      <w:r>
+        <w:rPr>
+          <w:rFonts w:hint="eastAsia" w:ascii="Times New Roman" w:hAnsi="Times New Roman" w:eastAsia="仿宋" w:cs="仿宋"/>
           <w:sz w:val="32"/>
           <w:szCs w:val="32"/>
         </w:rPr>
@@ -901,15 +916,16 @@
     <w:p>
       <w:pPr>
         <w:ind w:firstLine="632" w:firstLineChars="200"/>
-        <w:rPr>
-          <w:rFonts w:ascii="Times New Roman" w:hAnsi="Times New Roman" w:cs="仿宋_GB2312"/>
-          <w:sz w:val="32"/>
-          <w:szCs w:val="32"/>
-        </w:rPr>
-      </w:pPr>
-      <w:r>
-        <w:rPr>
-          <w:rFonts w:hint="eastAsia" w:ascii="Times New Roman" w:hAnsi="Times New Roman" w:cs="仿宋_GB2312"/>
+        <w:jc w:val="left"/>
+        <w:rPr>
+          <w:rFonts w:hint="eastAsia" w:ascii="Times New Roman" w:hAnsi="Times New Roman" w:cs="仿宋_GB2312"/>
+          <w:sz w:val="32"/>
+          <w:szCs w:val="32"/>
+        </w:rPr>
+      </w:pPr>
+      <w:r>
+        <w:rPr>
+          <w:rFonts w:hint="eastAsia" w:ascii="Times New Roman" w:hAnsi="Times New Roman" w:eastAsia="仿宋" w:cs="仿宋"/>
           <w:sz w:val="32"/>
           <w:szCs w:val="32"/>
         </w:rPr>
@@ -919,15 +935,16 @@
     <w:p>
       <w:pPr>
         <w:ind w:firstLine="632" w:firstLineChars="200"/>
-        <w:rPr>
-          <w:rFonts w:ascii="Times New Roman" w:hAnsi="Times New Roman" w:cs="仿宋_GB2312"/>
-          <w:sz w:val="32"/>
-          <w:szCs w:val="32"/>
-        </w:rPr>
-      </w:pPr>
-      <w:r>
-        <w:rPr>
-          <w:rFonts w:hint="eastAsia" w:ascii="Times New Roman" w:hAnsi="Times New Roman" w:cs="仿宋_GB2312"/>
+        <w:jc w:val="left"/>
+        <w:rPr>
+          <w:rFonts w:hint="eastAsia" w:ascii="Times New Roman" w:hAnsi="Times New Roman" w:cs="仿宋_GB2312"/>
+          <w:sz w:val="32"/>
+          <w:szCs w:val="32"/>
+        </w:rPr>
+      </w:pPr>
+      <w:r>
+        <w:rPr>
+          <w:rFonts w:hint="eastAsia" w:ascii="Times New Roman" w:hAnsi="Times New Roman" w:eastAsia="仿宋" w:cs="仿宋"/>
           <w:sz w:val="32"/>
           <w:szCs w:val="32"/>
         </w:rPr>
@@ -937,15 +954,16 @@
     <w:p>
       <w:pPr>
         <w:ind w:firstLine="632" w:firstLineChars="200"/>
-        <w:rPr>
-          <w:rFonts w:ascii="Times New Roman" w:hAnsi="Times New Roman" w:cs="仿宋_GB2312"/>
-          <w:sz w:val="32"/>
-          <w:szCs w:val="32"/>
-        </w:rPr>
-      </w:pPr>
-      <w:r>
-        <w:rPr>
-          <w:rFonts w:hint="eastAsia" w:ascii="Times New Roman" w:hAnsi="Times New Roman" w:cs="仿宋_GB2312"/>
+        <w:jc w:val="left"/>
+        <w:rPr>
+          <w:rFonts w:hint="eastAsia" w:ascii="Times New Roman" w:hAnsi="Times New Roman" w:cs="仿宋_GB2312"/>
+          <w:sz w:val="32"/>
+          <w:szCs w:val="32"/>
+        </w:rPr>
+      </w:pPr>
+      <w:r>
+        <w:rPr>
+          <w:rFonts w:hint="eastAsia" w:ascii="Times New Roman" w:hAnsi="Times New Roman" w:eastAsia="仿宋" w:cs="仿宋"/>
           <w:sz w:val="32"/>
           <w:szCs w:val="32"/>
         </w:rPr>
@@ -955,15 +973,16 @@
     <w:p>
       <w:pPr>
         <w:ind w:firstLine="632" w:firstLineChars="200"/>
-        <w:rPr>
-          <w:rFonts w:ascii="Times New Roman" w:hAnsi="Times New Roman" w:cs="仿宋_GB2312"/>
-          <w:sz w:val="32"/>
-          <w:szCs w:val="32"/>
-        </w:rPr>
-      </w:pPr>
-      <w:r>
-        <w:rPr>
-          <w:rFonts w:hint="eastAsia" w:ascii="Times New Roman" w:hAnsi="Times New Roman" w:cs="仿宋_GB2312"/>
+        <w:jc w:val="left"/>
+        <w:rPr>
+          <w:rFonts w:hint="eastAsia" w:ascii="Times New Roman" w:hAnsi="Times New Roman" w:cs="仿宋_GB2312"/>
+          <w:sz w:val="32"/>
+          <w:szCs w:val="32"/>
+        </w:rPr>
+      </w:pPr>
+      <w:r>
+        <w:rPr>
+          <w:rFonts w:hint="eastAsia" w:ascii="Times New Roman" w:hAnsi="Times New Roman" w:eastAsia="仿宋" w:cs="仿宋"/>
           <w:sz w:val="32"/>
           <w:szCs w:val="32"/>
         </w:rPr>
@@ -973,15 +992,16 @@
     <w:p>
       <w:pPr>
         <w:ind w:firstLine="632" w:firstLineChars="200"/>
-        <w:rPr>
-          <w:rFonts w:ascii="Times New Roman" w:hAnsi="Times New Roman" w:cs="仿宋_GB2312"/>
-          <w:sz w:val="32"/>
-          <w:szCs w:val="32"/>
-        </w:rPr>
-      </w:pPr>
-      <w:r>
-        <w:rPr>
-          <w:rFonts w:hint="eastAsia" w:ascii="Times New Roman" w:hAnsi="Times New Roman" w:cs="仿宋_GB2312"/>
+        <w:jc w:val="left"/>
+        <w:rPr>
+          <w:rFonts w:hint="eastAsia" w:ascii="Times New Roman" w:hAnsi="Times New Roman" w:cs="仿宋_GB2312"/>
+          <w:sz w:val="32"/>
+          <w:szCs w:val="32"/>
+        </w:rPr>
+      </w:pPr>
+      <w:r>
+        <w:rPr>
+          <w:rFonts w:hint="eastAsia" w:ascii="Times New Roman" w:hAnsi="Times New Roman" w:eastAsia="仿宋" w:cs="仿宋"/>
           <w:sz w:val="32"/>
           <w:szCs w:val="32"/>
         </w:rPr>
@@ -995,12 +1015,7 @@
           <w:numId w:val="0"/>
         </w:numPr>
         <w:ind w:firstLine="632" w:firstLineChars="200"/>
-        <w:rPr>
-          <w:rFonts w:hint="eastAsia" w:ascii="黑体" w:hAnsi="黑体" w:eastAsia="黑体" w:cs="黑体"/>
-          <w:lang w:val="en-US" w:eastAsia="zh-CN"/>
-        </w:rPr>
-      </w:pPr>
-      <w:r>
+        <w:jc w:val="left"/>
         <w:rPr>
           <w:rFonts w:hint="eastAsia" w:ascii="Times New Roman" w:hAnsi="Times New Roman" w:eastAsia="黑体" w:cs="黑体"/>
           <w:kern w:val="2"/>
@@ -1008,21 +1023,31 @@
           <w:szCs w:val="24"/>
           <w:lang w:val="en-US" w:eastAsia="zh-CN" w:bidi="ar-SA"/>
         </w:rPr>
+      </w:pPr>
+      <w:r>
+        <w:rPr>
+          <w:rFonts w:hint="eastAsia" w:ascii="Times New Roman" w:hAnsi="Times New Roman" w:eastAsia="黑体" w:cs="黑体"/>
+          <w:kern w:val="2"/>
+          <w:sz w:val="32"/>
+          <w:szCs w:val="24"/>
+          <w:lang w:val="en-US" w:eastAsia="zh-CN" w:bidi="ar-SA"/>
+        </w:rPr>
         <w:t>四、有关代表名额分配、代表选举的决定，已执行完毕，事实上已经失效的8件</w:t>
       </w:r>
     </w:p>
     <w:p>
       <w:pPr>
         <w:ind w:firstLine="632" w:firstLineChars="200"/>
-        <w:rPr>
-          <w:rFonts w:ascii="Times New Roman" w:hAnsi="Times New Roman" w:cs="仿宋_GB2312"/>
-          <w:sz w:val="32"/>
-          <w:szCs w:val="32"/>
-        </w:rPr>
-      </w:pPr>
-      <w:r>
-        <w:rPr>
-          <w:rFonts w:hint="eastAsia" w:ascii="Times New Roman" w:hAnsi="Times New Roman" w:cs="仿宋_GB2312"/>
+        <w:jc w:val="left"/>
+        <w:rPr>
+          <w:rFonts w:hint="eastAsia" w:ascii="Times New Roman" w:hAnsi="Times New Roman" w:cs="仿宋_GB2312"/>
+          <w:sz w:val="32"/>
+          <w:szCs w:val="32"/>
+        </w:rPr>
+      </w:pPr>
+      <w:r>
+        <w:rPr>
+          <w:rFonts w:hint="eastAsia" w:ascii="Times New Roman" w:hAnsi="Times New Roman" w:eastAsia="仿宋" w:cs="仿宋"/>
           <w:sz w:val="32"/>
           <w:szCs w:val="32"/>
         </w:rPr>
@@ -1032,15 +1057,16 @@
     <w:p>
       <w:pPr>
         <w:ind w:firstLine="632" w:firstLineChars="200"/>
-        <w:rPr>
-          <w:rFonts w:ascii="Times New Roman" w:hAnsi="Times New Roman" w:cs="仿宋_GB2312"/>
-          <w:sz w:val="32"/>
-          <w:szCs w:val="32"/>
-        </w:rPr>
-      </w:pPr>
-      <w:r>
-        <w:rPr>
-          <w:rFonts w:hint="eastAsia" w:ascii="Times New Roman" w:hAnsi="Times New Roman" w:cs="仿宋_GB2312"/>
+        <w:jc w:val="left"/>
+        <w:rPr>
+          <w:rFonts w:hint="eastAsia" w:ascii="Times New Roman" w:hAnsi="Times New Roman" w:cs="仿宋_GB2312"/>
+          <w:sz w:val="32"/>
+          <w:szCs w:val="32"/>
+        </w:rPr>
+      </w:pPr>
+      <w:r>
+        <w:rPr>
+          <w:rFonts w:hint="eastAsia" w:ascii="Times New Roman" w:hAnsi="Times New Roman" w:eastAsia="仿宋" w:cs="仿宋"/>
           <w:sz w:val="32"/>
           <w:szCs w:val="32"/>
         </w:rPr>
@@ -1050,15 +1076,16 @@
     <w:p>
       <w:pPr>
         <w:ind w:firstLine="632" w:firstLineChars="200"/>
-        <w:rPr>
-          <w:rFonts w:ascii="Times New Roman" w:hAnsi="Times New Roman" w:cs="仿宋_GB2312"/>
-          <w:sz w:val="32"/>
-          <w:szCs w:val="32"/>
-        </w:rPr>
-      </w:pPr>
-      <w:r>
-        <w:rPr>
-          <w:rFonts w:hint="eastAsia" w:ascii="Times New Roman" w:hAnsi="Times New Roman" w:cs="仿宋_GB2312"/>
+        <w:jc w:val="left"/>
+        <w:rPr>
+          <w:rFonts w:hint="eastAsia" w:ascii="Times New Roman" w:hAnsi="Times New Roman" w:cs="仿宋_GB2312"/>
+          <w:sz w:val="32"/>
+          <w:szCs w:val="32"/>
+        </w:rPr>
+      </w:pPr>
+      <w:r>
+        <w:rPr>
+          <w:rFonts w:hint="eastAsia" w:ascii="Times New Roman" w:hAnsi="Times New Roman" w:eastAsia="仿宋" w:cs="仿宋"/>
           <w:sz w:val="32"/>
           <w:szCs w:val="32"/>
         </w:rPr>
@@ -1068,15 +1095,16 @@
     <w:p>
       <w:pPr>
         <w:ind w:firstLine="632" w:firstLineChars="200"/>
-        <w:rPr>
-          <w:rFonts w:ascii="Times New Roman" w:hAnsi="Times New Roman" w:cs="仿宋_GB2312"/>
-          <w:sz w:val="32"/>
-          <w:szCs w:val="32"/>
-        </w:rPr>
-      </w:pPr>
-      <w:r>
-        <w:rPr>
-          <w:rFonts w:hint="eastAsia" w:ascii="Times New Roman" w:hAnsi="Times New Roman" w:cs="仿宋_GB2312"/>
+        <w:jc w:val="left"/>
+        <w:rPr>
+          <w:rFonts w:hint="eastAsia" w:ascii="Times New Roman" w:hAnsi="Times New Roman" w:cs="仿宋_GB2312"/>
+          <w:sz w:val="32"/>
+          <w:szCs w:val="32"/>
+        </w:rPr>
+      </w:pPr>
+      <w:r>
+        <w:rPr>
+          <w:rFonts w:hint="eastAsia" w:ascii="Times New Roman" w:hAnsi="Times New Roman" w:eastAsia="仿宋" w:cs="仿宋"/>
           <w:sz w:val="32"/>
           <w:szCs w:val="32"/>
         </w:rPr>
@@ -1086,15 +1114,16 @@
     <w:p>
       <w:pPr>
         <w:ind w:firstLine="632" w:firstLineChars="200"/>
-        <w:rPr>
-          <w:rFonts w:ascii="Times New Roman" w:hAnsi="Times New Roman" w:cs="仿宋_GB2312"/>
-          <w:sz w:val="32"/>
-          <w:szCs w:val="32"/>
-        </w:rPr>
-      </w:pPr>
-      <w:r>
-        <w:rPr>
-          <w:rFonts w:hint="eastAsia" w:ascii="Times New Roman" w:hAnsi="Times New Roman" w:cs="仿宋_GB2312"/>
+        <w:jc w:val="left"/>
+        <w:rPr>
+          <w:rFonts w:hint="eastAsia" w:ascii="Times New Roman" w:hAnsi="Times New Roman" w:cs="仿宋_GB2312"/>
+          <w:sz w:val="32"/>
+          <w:szCs w:val="32"/>
+        </w:rPr>
+      </w:pPr>
+      <w:r>
+        <w:rPr>
+          <w:rFonts w:hint="eastAsia" w:ascii="Times New Roman" w:hAnsi="Times New Roman" w:eastAsia="仿宋" w:cs="仿宋"/>
           <w:sz w:val="32"/>
           <w:szCs w:val="32"/>
         </w:rPr>
@@ -1104,15 +1133,16 @@
     <w:p>
       <w:pPr>
         <w:ind w:firstLine="632" w:firstLineChars="200"/>
-        <w:rPr>
-          <w:rFonts w:ascii="Times New Roman" w:hAnsi="Times New Roman" w:cs="仿宋_GB2312"/>
-          <w:sz w:val="32"/>
-          <w:szCs w:val="32"/>
-        </w:rPr>
-      </w:pPr>
-      <w:r>
-        <w:rPr>
-          <w:rFonts w:hint="eastAsia" w:ascii="Times New Roman" w:hAnsi="Times New Roman" w:cs="仿宋_GB2312"/>
+        <w:jc w:val="left"/>
+        <w:rPr>
+          <w:rFonts w:hint="eastAsia" w:ascii="Times New Roman" w:hAnsi="Times New Roman" w:cs="仿宋_GB2312"/>
+          <w:sz w:val="32"/>
+          <w:szCs w:val="32"/>
+        </w:rPr>
+      </w:pPr>
+      <w:r>
+        <w:rPr>
+          <w:rFonts w:hint="eastAsia" w:ascii="Times New Roman" w:hAnsi="Times New Roman" w:eastAsia="仿宋" w:cs="仿宋"/>
           <w:sz w:val="32"/>
           <w:szCs w:val="32"/>
         </w:rPr>
@@ -1122,15 +1152,16 @@
     <w:p>
       <w:pPr>
         <w:ind w:firstLine="632" w:firstLineChars="200"/>
-        <w:rPr>
-          <w:rFonts w:ascii="Times New Roman" w:hAnsi="Times New Roman" w:cs="仿宋_GB2312"/>
-          <w:sz w:val="32"/>
-          <w:szCs w:val="32"/>
-        </w:rPr>
-      </w:pPr>
-      <w:r>
-        <w:rPr>
-          <w:rFonts w:hint="eastAsia" w:ascii="Times New Roman" w:hAnsi="Times New Roman" w:cs="仿宋_GB2312"/>
+        <w:jc w:val="left"/>
+        <w:rPr>
+          <w:rFonts w:hint="eastAsia" w:ascii="Times New Roman" w:hAnsi="Times New Roman" w:cs="仿宋_GB2312"/>
+          <w:sz w:val="32"/>
+          <w:szCs w:val="32"/>
+        </w:rPr>
+      </w:pPr>
+      <w:r>
+        <w:rPr>
+          <w:rFonts w:hint="eastAsia" w:ascii="Times New Roman" w:hAnsi="Times New Roman" w:eastAsia="仿宋" w:cs="仿宋"/>
           <w:sz w:val="32"/>
           <w:szCs w:val="32"/>
         </w:rPr>
@@ -1140,15 +1171,16 @@
     <w:p>
       <w:pPr>
         <w:ind w:firstLine="632" w:firstLineChars="200"/>
-        <w:rPr>
-          <w:rFonts w:ascii="Times New Roman" w:hAnsi="Times New Roman" w:cs="仿宋_GB2312"/>
-          <w:sz w:val="32"/>
-          <w:szCs w:val="32"/>
-        </w:rPr>
-      </w:pPr>
-      <w:r>
-        <w:rPr>
-          <w:rFonts w:hint="eastAsia" w:ascii="Times New Roman" w:hAnsi="Times New Roman" w:cs="仿宋_GB2312"/>
+        <w:jc w:val="left"/>
+        <w:rPr>
+          <w:rFonts w:hint="eastAsia" w:ascii="Times New Roman" w:hAnsi="Times New Roman" w:cs="仿宋_GB2312"/>
+          <w:sz w:val="32"/>
+          <w:szCs w:val="32"/>
+        </w:rPr>
+      </w:pPr>
+      <w:r>
+        <w:rPr>
+          <w:rFonts w:hint="eastAsia" w:ascii="Times New Roman" w:hAnsi="Times New Roman" w:eastAsia="仿宋" w:cs="仿宋"/>
           <w:sz w:val="32"/>
           <w:szCs w:val="32"/>
         </w:rPr>
@@ -1160,6 +1192,7 @@
       <w:footerReference r:id="rId4" w:type="even"/>
       <w:pgSz w:w="11906" w:h="16838"/>
       <w:pgMar w:top="2098" w:right="1474" w:bottom="1984" w:left="1588" w:header="851" w:footer="1474" w:gutter="0"/>
+      <w:lnNumType w:countBy="0" w:restart="continuous"/>
       <w:cols w:space="0" w:num="1"/>
       <w:docGrid w:type="linesAndChars" w:linePitch="579" w:charSpace="-849"/>
     </w:sectPr>
